--- a/Docs/User_Manuals/FormRequest_Documentation/6_User_Manual_Admin.docx
+++ b/Docs/User_Manuals/FormRequest_Documentation/6_User_Manual_Admin.docx
@@ -9,7 +9,7 @@
           <w:color w:val="1F2937"/>
           <w:sz w:val="40"/>
         </w:rPr>
-        <w:t>User Manual — System Administrator</w:t>
+        <w:t>User Manual: System Administrator</w:t>
       </w:r>
     </w:p>
     <w:p>
